--- a/gdocs_build/Jude.docx
+++ b/gdocs_build/Jude.docx
@@ -486,7 +486,7 @@
               <w:rPr>
                 <w:sz w:val="18"/>
               </w:rPr>
-              <w:t>최근에 들어온 이 침입자들이 돌리는 프로그램도 똑같아. 더러운 짓, 규칙도 리더도 다 무시, 영광스러운 건 진흙탕에 처박기.</w:t>
+              <w:t>최근에 들어온 이 침입자들이 돌리는 프로그램도 똑같아. 더러운 성관계, 규칙도 리더도 다 무시, 영광스러운 건 진흙탕에 처박기.</w:t>
             </w:r>
           </w:p>
         </w:tc>
@@ -912,7 +912,7 @@
               <w:rPr>
                 <w:sz w:val="18"/>
               </w:rPr>
-              <w:t>믿음이 흔들리는 사람들에겐 부드럽게 대해줘. 잘못된 길로 간 사람들은 찾아가서 데려와. 죄 지은 사람에겐 따뜻하게 대해주되, 죄 자체에겐 물러서지 마 — 죄 자체가 하늘까지 악취를 풍기거든.</w:t>
+              <w:t>믿음이 흔들리는 사람들에겐 부드럽게 대해줘. 잘못된 길로 간 사람들은 찾아가. 죄 지은 사람에겐 따뜻하게 대해주되, 죄 자체에겐 물러서지 마 — 죄 자체가 하늘까지 악취를 풍기거든.</w:t>
             </w:r>
           </w:p>
         </w:tc>

--- a/gdocs_build/Jude.docx
+++ b/gdocs_build/Jude.docx
@@ -175,15 +175,6 @@
             <w:r>
               <w:rPr>
                 <w:b/>
-                <w:sz w:val="16"/>
-              </w:rPr>
-              <w:t>3-4</w:t>
-            </w:r>
-          </w:p>
-          <w:p>
-            <w:r>
-              <w:rPr>
-                <w:b/>
                 <w:sz w:val="18"/>
               </w:rPr>
               <w:t>Fight with All You Have in You</w:t>
@@ -196,15 +187,6 @@
           </w:tcPr>
           <w:p>
             <w:r/>
-            <w:r>
-              <w:rPr>
-                <w:b/>
-                <w:sz w:val="16"/>
-              </w:rPr>
-              <w:t>3-4</w:t>
-            </w:r>
-          </w:p>
-          <w:p>
             <w:r>
               <w:rPr>
                 <w:b/>
@@ -309,15 +291,6 @@
             <w:r>
               <w:rPr>
                 <w:b/>
-                <w:sz w:val="16"/>
-              </w:rPr>
-              <w:t>5-7</w:t>
-            </w:r>
-          </w:p>
-          <w:p>
-            <w:r>
-              <w:rPr>
-                <w:b/>
                 <w:sz w:val="18"/>
               </w:rPr>
               <w:t>Lost Stars in Outer Space</w:t>
@@ -330,15 +303,6 @@
           </w:tcPr>
           <w:p>
             <w:r/>
-            <w:r>
-              <w:rPr>
-                <w:b/>
-                <w:sz w:val="16"/>
-              </w:rPr>
-              <w:t>5-7</w:t>
-            </w:r>
-          </w:p>
-          <w:p>
             <w:r>
               <w:rPr>
                 <w:b/>
